--- a/CU/CU-20.docx
+++ b/CU/CU-20.docx
@@ -181,7 +181,21 @@
                 <w:sz w:val="22"/>
                 <w:szCs w:val="22"/>
               </w:rPr>
-              <w:t>Permite al usuario administrador registrar en el sistema la indisponibilidad de una cancha (o complejo) en un día y horario determinado, por motivos como mantenimiento u otras contingencias.</w:t>
+              <w:t xml:space="preserve">Permite al usuario administrador </w:t>
+            </w:r>
+            <w:r>
+              <w:rPr>
+                <w:sz w:val="22"/>
+                <w:szCs w:val="22"/>
+              </w:rPr>
+              <w:t xml:space="preserve">o auxiliar </w:t>
+            </w:r>
+            <w:r>
+              <w:rPr>
+                <w:sz w:val="22"/>
+                <w:szCs w:val="22"/>
+              </w:rPr>
+              <w:t>registrar en el sistema la indisponibilidad de una cancha (o complejo) en un día y horario determinado, por motivos como mantenimiento u otras contingencias.</w:t>
             </w:r>
           </w:p>
         </w:tc>
@@ -247,6 +261,13 @@
               </w:rPr>
               <w:t>Usuario administrador</w:t>
             </w:r>
+            <w:r>
+              <w:rPr>
+                <w:sz w:val="22"/>
+                <w:szCs w:val="22"/>
+              </w:rPr>
+              <w:t xml:space="preserve"> o auxiliar</w:t>
+            </w:r>
           </w:p>
         </w:tc>
       </w:tr>
@@ -340,7 +361,21 @@
                 <w:sz w:val="22"/>
                 <w:szCs w:val="22"/>
               </w:rPr>
-              <w:t>El administrador debe tener permisos sobre dicha cancha o complejo</w:t>
+              <w:t xml:space="preserve">El </w:t>
+            </w:r>
+            <w:r>
+              <w:rPr>
+                <w:sz w:val="22"/>
+                <w:szCs w:val="22"/>
+              </w:rPr>
+              <w:t xml:space="preserve">usuario </w:t>
+            </w:r>
+            <w:r>
+              <w:rPr>
+                <w:sz w:val="22"/>
+                <w:szCs w:val="22"/>
+              </w:rPr>
+              <w:t>debe tener permisos sobre dicha cancha o complejo</w:t>
             </w:r>
           </w:p>
         </w:tc>
@@ -1943,7 +1978,21 @@
                 <w:sz w:val="22"/>
                 <w:szCs w:val="22"/>
               </w:rPr>
-              <w:t xml:space="preserve"> segundos.</w:t>
+              <w:t xml:space="preserve"> </w:t>
+            </w:r>
+            <w:r>
+              <w:rPr>
+                <w:sz w:val="22"/>
+                <w:szCs w:val="22"/>
+              </w:rPr>
+              <w:t>minutos</w:t>
+            </w:r>
+            <w:r>
+              <w:rPr>
+                <w:sz w:val="22"/>
+                <w:szCs w:val="22"/>
+              </w:rPr>
+              <w:t>.</w:t>
             </w:r>
           </w:p>
         </w:tc>
